--- a/courts/sixth-circuit/tennessee/federal/bankruptcy-middle-district/adversary-complaint/usage/OUTPUT-adversary-complaint.docx
+++ b/courts/sixth-circuit/tennessee/federal/bankruptcy-middle-district/adversary-complaint/usage/OUTPUT-adversary-complaint.docx
@@ -4,7 +4,9 @@
   <w:body>
     <w:p>
       <w:pPr>
-        <w:pStyle w:val="Centered"/>
+        <w:spacing w:before="0" w:after="0" w:line="276" w:lineRule="exact"/>
+        <w:ind w:left="0" w:firstLine="0"/>
+        <w:jc w:val="center"/>
       </w:pPr>
       <w:r>
         <w:rPr>
@@ -16,7 +18,9 @@
     </w:p>
     <w:p>
       <w:pPr>
-        <w:pStyle w:val="Centered"/>
+        <w:spacing w:before="0" w:after="0" w:line="276" w:lineRule="exact"/>
+        <w:ind w:left="0" w:firstLine="0"/>
+        <w:jc w:val="center"/>
       </w:pPr>
       <w:r>
         <w:rPr>
@@ -28,7 +32,9 @@
     </w:p>
     <w:p>
       <w:pPr>
-        <w:pStyle w:val="Centered"/>
+        <w:spacing w:before="0" w:after="480" w:line="276" w:lineRule="exact"/>
+        <w:ind w:left="0" w:firstLine="0"/>
+        <w:jc w:val="center"/>
       </w:pPr>
       <w:r>
         <w:rPr>
@@ -38,32 +44,44 @@
         <w:t xml:space="preserve">NASHVILLE DIVISION</w:t>
       </w:r>
     </w:p>
-    <w:p>
-      <w:pPr>
-        <w:pStyle w:val="Gap"/>
-      </w:pPr>
-      <w:r>
-        <w:t xml:space="preserve"> </w:t>
-      </w:r>
-    </w:p>
     <w:tbl>
       <w:tblPr>
-        <w:tblStyle w:val="Table"/>
-        <w:tblW w:type="pct" w:w="5000"/>
+        <w:tblW w:w="9360" w:type="dxa"/>
+        <w:tblBorders>
+          <w:top w:val="nil"/>
+          <w:left w:val="nil"/>
+          <w:bottom w:val="nil"/>
+          <w:right w:val="nil"/>
+          <w:insideH w:val="nil"/>
+          <w:insideV w:val="nil"/>
+        </w:tblBorders>
         <w:tblLayout w:type="fixed"/>
-        <w:tblLook w:firstRow="0" w:lastRow="0" w:firstColumn="0" w:lastColumn="0" w:noHBand="0" w:noVBand="0" w:val="0000"/>
+        <w:tblCellMar>
+          <w:top w:w="0" w:type="dxa"/>
+          <w:left w:w="0" w:type="dxa"/>
+          <w:bottom w:w="0" w:type="dxa"/>
+          <w:right w:w="0" w:type="dxa"/>
+        </w:tblCellMar>
+        <w:tblLook w:val="0000" w:firstRow="0" w:lastRow="0" w:firstColumn="0" w:lastColumn="0" w:noHBand="0" w:noVBand="0"/>
       </w:tblPr>
       <w:tblGrid>
-        <w:gridCol w:w="4508"/>
-        <w:gridCol w:w="365"/>
-        <w:gridCol w:w="3046"/>
+        <w:gridCol w:w="5328"/>
+        <w:gridCol w:w="432"/>
+        <w:gridCol w:w="3600"/>
       </w:tblGrid>
       <w:tr>
-        <w:tc>
-          <w:tcPr/>
-          <w:p>
-            <w:pPr>
-              <w:pStyle w:val="Single"/>
+        <w:trPr>
+          <w:cantSplit/>
+        </w:trPr>
+        <w:tc>
+          <w:tcPr>
+            <w:tcW w:w="5328" w:type="dxa"/>
+          </w:tcPr>
+          <w:p>
+            <w:pPr>
+              <w:spacing w:before="0" w:after="0" w:line="276" w:lineRule="exact"/>
+              <w:ind w:left="0" w:firstLine="0"/>
+              <w:jc w:val="left"/>
             </w:pPr>
             <w:r>
               <w:t xml:space="preserve">IN RE:</w:t>
@@ -71,10 +89,14 @@
           </w:p>
         </w:tc>
         <w:tc>
-          <w:tcPr/>
-          <w:p>
-            <w:pPr>
-              <w:pStyle w:val="Single"/>
+          <w:tcPr>
+            <w:tcW w:w="432" w:type="dxa"/>
+          </w:tcPr>
+          <w:p>
+            <w:pPr>
+              <w:spacing w:before="0" w:after="0" w:line="276" w:lineRule="exact"/>
+              <w:ind w:left="0" w:firstLine="0"/>
+              <w:jc w:val="left"/>
             </w:pPr>
             <w:r>
               <w:t xml:space="preserve">)</w:t>
@@ -82,34 +104,48 @@
           </w:p>
         </w:tc>
         <w:tc>
-          <w:tcPr/>
-          <w:p>
-            <w:pPr>
-              <w:pStyle w:val="Single"/>
-            </w:pPr>
-            <w:r>
-              <w:t xml:space="preserve">Case No. 3:23-bk-02638</w:t>
+          <w:tcPr>
+            <w:tcW w:w="3600" w:type="dxa"/>
+          </w:tcPr>
+          <w:p>
+            <w:pPr>
+              <w:spacing w:before="0" w:after="0" w:line="276" w:lineRule="exact"/>
+              <w:ind w:left="0" w:firstLine="0"/>
+              <w:jc w:val="left"/>
+            </w:pPr>
+            <w:r>
+              <w:t xml:space="preserve">Case No. 3:23-bk</w:t>
+              <w:noBreakHyphen/>
+              <w:t xml:space="preserve">02638</w:t>
             </w:r>
           </w:p>
         </w:tc>
       </w:tr>
       <w:tr>
-        <w:tc>
-          <w:tcPr/>
-          <w:p>
-            <w:pPr>
-              <w:pStyle w:val="Single"/>
-            </w:pPr>
-            <w:r>
-              <w:t xml:space="preserve"> </w:t>
-            </w:r>
-          </w:p>
-        </w:tc>
-        <w:tc>
-          <w:tcPr/>
-          <w:p>
-            <w:pPr>
-              <w:pStyle w:val="Single"/>
+        <w:trPr>
+          <w:cantSplit/>
+        </w:trPr>
+        <w:tc>
+          <w:tcPr>
+            <w:tcW w:w="5328" w:type="dxa"/>
+          </w:tcPr>
+          <w:p>
+            <w:pPr>
+              <w:spacing w:before="0" w:after="0" w:line="276" w:lineRule="exact"/>
+              <w:ind w:left="0" w:firstLine="0"/>
+              <w:jc w:val="left"/>
+            </w:pPr>
+          </w:p>
+        </w:tc>
+        <w:tc>
+          <w:tcPr>
+            <w:tcW w:w="432" w:type="dxa"/>
+          </w:tcPr>
+          <w:p>
+            <w:pPr>
+              <w:spacing w:before="0" w:after="0" w:line="276" w:lineRule="exact"/>
+              <w:ind w:left="0" w:firstLine="0"/>
+              <w:jc w:val="left"/>
             </w:pPr>
             <w:r>
               <w:t xml:space="preserve">)</w:t>
@@ -117,10 +153,14 @@
           </w:p>
         </w:tc>
         <w:tc>
-          <w:tcPr/>
-          <w:p>
-            <w:pPr>
-              <w:pStyle w:val="Single"/>
+          <w:tcPr>
+            <w:tcW w:w="3600" w:type="dxa"/>
+          </w:tcPr>
+          <w:p>
+            <w:pPr>
+              <w:spacing w:before="0" w:after="0" w:line="276" w:lineRule="exact"/>
+              <w:ind w:left="0" w:firstLine="0"/>
+              <w:jc w:val="left"/>
             </w:pPr>
             <w:r>
               <w:t xml:space="preserve">Chapter 7</w:t>
@@ -129,22 +169,51 @@
         </w:tc>
       </w:tr>
       <w:tr>
-        <w:tc>
-          <w:tcPr/>
-          <w:p>
-            <w:pPr>
-              <w:pStyle w:val="Single"/>
-            </w:pPr>
-            <w:r>
-              <w:t xml:space="preserve">STREAMLINE PRODUCTION GROUP, LLC,</w:t>
-            </w:r>
-          </w:p>
-        </w:tc>
-        <w:tc>
-          <w:tcPr/>
-          <w:p>
-            <w:pPr>
-              <w:pStyle w:val="Single"/>
+        <w:trPr>
+          <w:cantSplit/>
+        </w:trPr>
+        <w:tc>
+          <w:tcPr>
+            <w:tcW w:w="5328" w:type="dxa"/>
+          </w:tcPr>
+          <w:p>
+            <w:pPr>
+              <w:spacing w:before="0" w:after="0" w:line="276" w:lineRule="exact"/>
+              <w:ind w:left="0" w:firstLine="0"/>
+              <w:jc w:val="left"/>
+            </w:pPr>
+            <w:r>
+              <w:t xml:space="preserve">STREAMLINE</w:t>
+            </w:r>
+            <w:r>
+              <w:t xml:space="preserve"> </w:t>
+            </w:r>
+            <w:r>
+              <w:t xml:space="preserve">PRODUCTION</w:t>
+            </w:r>
+            <w:r>
+              <w:t xml:space="preserve"> </w:t>
+            </w:r>
+            <w:r>
+              <w:t xml:space="preserve">GROUP,</w:t>
+            </w:r>
+            <w:r>
+              <w:t xml:space="preserve"> </w:t>
+            </w:r>
+            <w:r>
+              <w:t xml:space="preserve">LLC,</w:t>
+            </w:r>
+          </w:p>
+        </w:tc>
+        <w:tc>
+          <w:tcPr>
+            <w:tcW w:w="432" w:type="dxa"/>
+          </w:tcPr>
+          <w:p>
+            <w:pPr>
+              <w:spacing w:before="0" w:after="0" w:line="276" w:lineRule="exact"/>
+              <w:ind w:left="0" w:firstLine="0"/>
+              <w:jc w:val="left"/>
             </w:pPr>
             <w:r>
               <w:t xml:space="preserve">)</w:t>
@@ -152,10 +221,14 @@
           </w:p>
         </w:tc>
         <w:tc>
-          <w:tcPr/>
-          <w:p>
-            <w:pPr>
-              <w:pStyle w:val="Single"/>
+          <w:tcPr>
+            <w:tcW w:w="3600" w:type="dxa"/>
+          </w:tcPr>
+          <w:p>
+            <w:pPr>
+              <w:spacing w:before="0" w:after="0" w:line="276" w:lineRule="exact"/>
+              <w:ind w:left="0" w:firstLine="0"/>
+              <w:jc w:val="left"/>
             </w:pPr>
             <w:r>
               <w:t xml:space="preserve">Judge Walker</w:t>
@@ -164,11 +237,18 @@
         </w:tc>
       </w:tr>
       <w:tr>
-        <w:tc>
-          <w:tcPr/>
-          <w:p>
-            <w:pPr>
-              <w:pStyle w:val="Single"/>
+        <w:trPr>
+          <w:cantSplit/>
+        </w:trPr>
+        <w:tc>
+          <w:tcPr>
+            <w:tcW w:w="5328" w:type="dxa"/>
+          </w:tcPr>
+          <w:p>
+            <w:pPr>
+              <w:spacing w:before="0" w:after="0" w:line="276" w:lineRule="exact"/>
+              <w:ind w:left="720" w:firstLine="0"/>
+              <w:jc w:val="left"/>
             </w:pPr>
             <w:r>
               <w:t xml:space="preserve">Debtor.</w:t>
@@ -176,10 +256,14 @@
           </w:p>
         </w:tc>
         <w:tc>
-          <w:tcPr/>
-          <w:p>
-            <w:pPr>
-              <w:pStyle w:val="Single"/>
+          <w:tcPr>
+            <w:tcW w:w="432" w:type="dxa"/>
+          </w:tcPr>
+          <w:p>
+            <w:pPr>
+              <w:spacing w:before="0" w:after="0" w:line="276" w:lineRule="exact"/>
+              <w:ind w:left="0" w:firstLine="0"/>
+              <w:jc w:val="left"/>
             </w:pPr>
             <w:r>
               <w:t xml:space="preserve">)</w:t>
@@ -187,34 +271,43 @@
           </w:p>
         </w:tc>
         <w:tc>
-          <w:tcPr/>
-          <w:p>
-            <w:pPr>
-              <w:pStyle w:val="Single"/>
-            </w:pPr>
-            <w:r>
-              <w:t xml:space="preserve"> </w:t>
-            </w:r>
+          <w:tcPr>
+            <w:tcW w:w="3600" w:type="dxa"/>
+          </w:tcPr>
+          <w:p>
+            <w:pPr>
+              <w:spacing w:before="0" w:after="0" w:line="276" w:lineRule="exact"/>
+              <w:ind w:left="0" w:firstLine="0"/>
+              <w:jc w:val="left"/>
+            </w:pPr>
           </w:p>
         </w:tc>
       </w:tr>
       <w:tr>
-        <w:tc>
-          <w:tcPr/>
-          <w:p>
-            <w:pPr>
-              <w:pStyle w:val="Single"/>
-            </w:pPr>
-            <w:r>
-              <w:t xml:space="preserve"> </w:t>
-            </w:r>
-          </w:p>
-        </w:tc>
-        <w:tc>
-          <w:tcPr/>
-          <w:p>
-            <w:pPr>
-              <w:pStyle w:val="Single"/>
+        <w:trPr>
+          <w:cantSplit/>
+        </w:trPr>
+        <w:tc>
+          <w:tcPr>
+            <w:tcW w:w="5328" w:type="dxa"/>
+          </w:tcPr>
+          <w:p>
+            <w:pPr>
+              <w:spacing w:before="0" w:after="0" w:line="276" w:lineRule="exact"/>
+              <w:ind w:left="0" w:firstLine="0"/>
+              <w:jc w:val="left"/>
+            </w:pPr>
+          </w:p>
+        </w:tc>
+        <w:tc>
+          <w:tcPr>
+            <w:tcW w:w="432" w:type="dxa"/>
+          </w:tcPr>
+          <w:p>
+            <w:pPr>
+              <w:spacing w:before="0" w:after="0" w:line="276" w:lineRule="exact"/>
+              <w:ind w:left="0" w:firstLine="0"/>
+              <w:jc w:val="left"/>
             </w:pPr>
             <w:r>
               <w:t xml:space="preserve">)</w:t>
@@ -222,10 +315,14 @@
           </w:p>
         </w:tc>
         <w:tc>
-          <w:tcPr/>
-          <w:p>
-            <w:pPr>
-              <w:pStyle w:val="Single"/>
+          <w:tcPr>
+            <w:tcW w:w="3600" w:type="dxa"/>
+          </w:tcPr>
+          <w:p>
+            <w:pPr>
+              <w:spacing w:before="0" w:after="0" w:line="276" w:lineRule="exact"/>
+              <w:ind w:left="0" w:firstLine="0"/>
+              <w:jc w:val="left"/>
             </w:pPr>
             <w:r>
               <w:t xml:space="preserve">Adv. Proc. No. ________</w:t>
@@ -234,22 +331,51 @@
         </w:tc>
       </w:tr>
       <w:tr>
-        <w:tc>
-          <w:tcPr/>
-          <w:p>
-            <w:pPr>
-              <w:pStyle w:val="Single"/>
-            </w:pPr>
-            <w:r>
-              <w:t xml:space="preserve">EVA M. LEMEH, TRUSTEE,</w:t>
-            </w:r>
-          </w:p>
-        </w:tc>
-        <w:tc>
-          <w:tcPr/>
-          <w:p>
-            <w:pPr>
-              <w:pStyle w:val="Single"/>
+        <w:trPr>
+          <w:cantSplit/>
+        </w:trPr>
+        <w:tc>
+          <w:tcPr>
+            <w:tcW w:w="5328" w:type="dxa"/>
+          </w:tcPr>
+          <w:p>
+            <w:pPr>
+              <w:spacing w:before="0" w:after="0" w:line="276" w:lineRule="exact"/>
+              <w:ind w:left="0" w:firstLine="0"/>
+              <w:jc w:val="left"/>
+            </w:pPr>
+            <w:r>
+              <w:t xml:space="preserve">EVA</w:t>
+            </w:r>
+            <w:r>
+              <w:t xml:space="preserve"> </w:t>
+            </w:r>
+            <w:r>
+              <w:t xml:space="preserve">M.</w:t>
+            </w:r>
+            <w:r>
+              <w:t xml:space="preserve"> </w:t>
+            </w:r>
+            <w:r>
+              <w:t xml:space="preserve">LEMEH,</w:t>
+            </w:r>
+            <w:r>
+              <w:t xml:space="preserve"> </w:t>
+            </w:r>
+            <w:r>
+              <w:t xml:space="preserve">TRUSTEE,</w:t>
+            </w:r>
+          </w:p>
+        </w:tc>
+        <w:tc>
+          <w:tcPr>
+            <w:tcW w:w="432" w:type="dxa"/>
+          </w:tcPr>
+          <w:p>
+            <w:pPr>
+              <w:spacing w:before="0" w:after="0" w:line="276" w:lineRule="exact"/>
+              <w:ind w:left="0" w:firstLine="0"/>
+              <w:jc w:val="left"/>
             </w:pPr>
             <w:r>
               <w:t xml:space="preserve">)</w:t>
@@ -257,23 +383,31 @@
           </w:p>
         </w:tc>
         <w:tc>
-          <w:tcPr/>
-          <w:p>
-            <w:pPr>
-              <w:pStyle w:val="Single"/>
-            </w:pPr>
-            <w:r>
-              <w:t xml:space="preserve"> </w:t>
-            </w:r>
+          <w:tcPr>
+            <w:tcW w:w="3600" w:type="dxa"/>
+          </w:tcPr>
+          <w:p>
+            <w:pPr>
+              <w:spacing w:before="0" w:after="0" w:line="276" w:lineRule="exact"/>
+              <w:ind w:left="0" w:firstLine="0"/>
+              <w:jc w:val="left"/>
+            </w:pPr>
           </w:p>
         </w:tc>
       </w:tr>
       <w:tr>
-        <w:tc>
-          <w:tcPr/>
-          <w:p>
-            <w:pPr>
-              <w:pStyle w:val="Single"/>
+        <w:trPr>
+          <w:cantSplit/>
+        </w:trPr>
+        <w:tc>
+          <w:tcPr>
+            <w:tcW w:w="5328" w:type="dxa"/>
+          </w:tcPr>
+          <w:p>
+            <w:pPr>
+              <w:spacing w:before="0" w:after="0" w:line="276" w:lineRule="exact"/>
+              <w:ind w:left="720" w:firstLine="0"/>
+              <w:jc w:val="left"/>
             </w:pPr>
             <w:r>
               <w:t xml:space="preserve">Plaintiff,</w:t>
@@ -281,10 +415,14 @@
           </w:p>
         </w:tc>
         <w:tc>
-          <w:tcPr/>
-          <w:p>
-            <w:pPr>
-              <w:pStyle w:val="Single"/>
+          <w:tcPr>
+            <w:tcW w:w="432" w:type="dxa"/>
+          </w:tcPr>
+          <w:p>
+            <w:pPr>
+              <w:spacing w:before="0" w:after="0" w:line="276" w:lineRule="exact"/>
+              <w:ind w:left="0" w:firstLine="0"/>
+              <w:jc w:val="left"/>
             </w:pPr>
             <w:r>
               <w:t xml:space="preserve">)</w:t>
@@ -292,34 +430,43 @@
           </w:p>
         </w:tc>
         <w:tc>
-          <w:tcPr/>
-          <w:p>
-            <w:pPr>
-              <w:pStyle w:val="Single"/>
-            </w:pPr>
-            <w:r>
-              <w:t xml:space="preserve"> </w:t>
-            </w:r>
+          <w:tcPr>
+            <w:tcW w:w="3600" w:type="dxa"/>
+          </w:tcPr>
+          <w:p>
+            <w:pPr>
+              <w:spacing w:before="0" w:after="0" w:line="276" w:lineRule="exact"/>
+              <w:ind w:left="0" w:firstLine="0"/>
+              <w:jc w:val="left"/>
+            </w:pPr>
           </w:p>
         </w:tc>
       </w:tr>
       <w:tr>
-        <w:tc>
-          <w:tcPr/>
-          <w:p>
-            <w:pPr>
-              <w:pStyle w:val="Single"/>
-            </w:pPr>
-            <w:r>
-              <w:t xml:space="preserve"> </w:t>
-            </w:r>
-          </w:p>
-        </w:tc>
-        <w:tc>
-          <w:tcPr/>
-          <w:p>
-            <w:pPr>
-              <w:pStyle w:val="Single"/>
+        <w:trPr>
+          <w:cantSplit/>
+        </w:trPr>
+        <w:tc>
+          <w:tcPr>
+            <w:tcW w:w="5328" w:type="dxa"/>
+          </w:tcPr>
+          <w:p>
+            <w:pPr>
+              <w:spacing w:before="0" w:after="0" w:line="276" w:lineRule="exact"/>
+              <w:ind w:left="0" w:firstLine="0"/>
+              <w:jc w:val="left"/>
+            </w:pPr>
+          </w:p>
+        </w:tc>
+        <w:tc>
+          <w:tcPr>
+            <w:tcW w:w="432" w:type="dxa"/>
+          </w:tcPr>
+          <w:p>
+            <w:pPr>
+              <w:spacing w:before="0" w:after="0" w:line="276" w:lineRule="exact"/>
+              <w:ind w:left="0" w:firstLine="0"/>
+              <w:jc w:val="left"/>
             </w:pPr>
             <w:r>
               <w:t xml:space="preserve">)</w:t>
@@ -327,23 +474,31 @@
           </w:p>
         </w:tc>
         <w:tc>
-          <w:tcPr/>
-          <w:p>
-            <w:pPr>
-              <w:pStyle w:val="Single"/>
-            </w:pPr>
-            <w:r>
-              <w:t xml:space="preserve"> </w:t>
-            </w:r>
+          <w:tcPr>
+            <w:tcW w:w="3600" w:type="dxa"/>
+          </w:tcPr>
+          <w:p>
+            <w:pPr>
+              <w:spacing w:before="0" w:after="0" w:line="276" w:lineRule="exact"/>
+              <w:ind w:left="0" w:firstLine="0"/>
+              <w:jc w:val="left"/>
+            </w:pPr>
           </w:p>
         </w:tc>
       </w:tr>
       <w:tr>
-        <w:tc>
-          <w:tcPr/>
-          <w:p>
-            <w:pPr>
-              <w:pStyle w:val="Single"/>
+        <w:trPr>
+          <w:cantSplit/>
+        </w:trPr>
+        <w:tc>
+          <w:tcPr>
+            <w:tcW w:w="5328" w:type="dxa"/>
+          </w:tcPr>
+          <w:p>
+            <w:pPr>
+              <w:spacing w:before="0" w:after="0" w:line="276" w:lineRule="exact"/>
+              <w:ind w:left="0" w:firstLine="0"/>
+              <w:jc w:val="left"/>
             </w:pPr>
             <w:r>
               <w:t xml:space="preserve">v.</w:t>
@@ -351,10 +506,14 @@
           </w:p>
         </w:tc>
         <w:tc>
-          <w:tcPr/>
-          <w:p>
-            <w:pPr>
-              <w:pStyle w:val="Single"/>
+          <w:tcPr>
+            <w:tcW w:w="432" w:type="dxa"/>
+          </w:tcPr>
+          <w:p>
+            <w:pPr>
+              <w:spacing w:before="0" w:after="0" w:line="276" w:lineRule="exact"/>
+              <w:ind w:left="0" w:firstLine="0"/>
+              <w:jc w:val="left"/>
             </w:pPr>
             <w:r>
               <w:t xml:space="preserve">)</w:t>
@@ -362,34 +521,43 @@
           </w:p>
         </w:tc>
         <w:tc>
-          <w:tcPr/>
-          <w:p>
-            <w:pPr>
-              <w:pStyle w:val="Single"/>
-            </w:pPr>
-            <w:r>
-              <w:t xml:space="preserve"> </w:t>
-            </w:r>
+          <w:tcPr>
+            <w:tcW w:w="3600" w:type="dxa"/>
+          </w:tcPr>
+          <w:p>
+            <w:pPr>
+              <w:spacing w:before="0" w:after="0" w:line="276" w:lineRule="exact"/>
+              <w:ind w:left="0" w:firstLine="0"/>
+              <w:jc w:val="left"/>
+            </w:pPr>
           </w:p>
         </w:tc>
       </w:tr>
       <w:tr>
-        <w:tc>
-          <w:tcPr/>
-          <w:p>
-            <w:pPr>
-              <w:pStyle w:val="Single"/>
-            </w:pPr>
-            <w:r>
-              <w:t xml:space="preserve"> </w:t>
-            </w:r>
-          </w:p>
-        </w:tc>
-        <w:tc>
-          <w:tcPr/>
-          <w:p>
-            <w:pPr>
-              <w:pStyle w:val="Single"/>
+        <w:trPr>
+          <w:cantSplit/>
+        </w:trPr>
+        <w:tc>
+          <w:tcPr>
+            <w:tcW w:w="5328" w:type="dxa"/>
+          </w:tcPr>
+          <w:p>
+            <w:pPr>
+              <w:spacing w:before="0" w:after="0" w:line="276" w:lineRule="exact"/>
+              <w:ind w:left="0" w:firstLine="0"/>
+              <w:jc w:val="left"/>
+            </w:pPr>
+          </w:p>
+        </w:tc>
+        <w:tc>
+          <w:tcPr>
+            <w:tcW w:w="432" w:type="dxa"/>
+          </w:tcPr>
+          <w:p>
+            <w:pPr>
+              <w:spacing w:before="0" w:after="0" w:line="276" w:lineRule="exact"/>
+              <w:ind w:left="0" w:firstLine="0"/>
+              <w:jc w:val="left"/>
             </w:pPr>
             <w:r>
               <w:t xml:space="preserve">)</w:t>
@@ -397,34 +565,64 @@
           </w:p>
         </w:tc>
         <w:tc>
-          <w:tcPr/>
-          <w:p>
-            <w:pPr>
-              <w:pStyle w:val="Single"/>
-            </w:pPr>
-            <w:r>
-              <w:t xml:space="preserve"> </w:t>
-            </w:r>
+          <w:tcPr>
+            <w:tcW w:w="3600" w:type="dxa"/>
+          </w:tcPr>
+          <w:p>
+            <w:pPr>
+              <w:spacing w:before="0" w:after="0" w:line="276" w:lineRule="exact"/>
+              <w:ind w:left="0" w:firstLine="0"/>
+              <w:jc w:val="left"/>
+            </w:pPr>
           </w:p>
         </w:tc>
       </w:tr>
       <w:tr>
-        <w:tc>
-          <w:tcPr/>
-          <w:p>
-            <w:pPr>
-              <w:pStyle w:val="Single"/>
-            </w:pPr>
-            <w:r>
-              <w:t xml:space="preserve">NO NAME GROUP, LLC,</w:t>
-            </w:r>
-          </w:p>
-        </w:tc>
-        <w:tc>
-          <w:tcPr/>
-          <w:p>
-            <w:pPr>
-              <w:pStyle w:val="Single"/>
+        <w:trPr>
+          <w:cantSplit/>
+        </w:trPr>
+        <w:tc>
+          <w:tcPr>
+            <w:tcW w:w="5328" w:type="dxa"/>
+          </w:tcPr>
+          <w:p>
+            <w:pPr>
+              <w:spacing w:before="0" w:after="0" w:line="276" w:lineRule="exact"/>
+              <w:ind w:left="0" w:firstLine="0"/>
+              <w:jc w:val="left"/>
+            </w:pPr>
+            <w:r>
+              <w:t xml:space="preserve">NO</w:t>
+            </w:r>
+            <w:r>
+              <w:t xml:space="preserve"> </w:t>
+            </w:r>
+            <w:r>
+              <w:t xml:space="preserve">NAME</w:t>
+            </w:r>
+            <w:r>
+              <w:t xml:space="preserve"> </w:t>
+            </w:r>
+            <w:r>
+              <w:t xml:space="preserve">GROUP,</w:t>
+            </w:r>
+            <w:r>
+              <w:t xml:space="preserve"> </w:t>
+            </w:r>
+            <w:r>
+              <w:t xml:space="preserve">LLC,</w:t>
+            </w:r>
+          </w:p>
+        </w:tc>
+        <w:tc>
+          <w:tcPr>
+            <w:tcW w:w="432" w:type="dxa"/>
+          </w:tcPr>
+          <w:p>
+            <w:pPr>
+              <w:spacing w:before="0" w:after="0" w:line="276" w:lineRule="exact"/>
+              <w:ind w:left="0" w:firstLine="0"/>
+              <w:jc w:val="left"/>
             </w:pPr>
             <w:r>
               <w:t xml:space="preserve">)</w:t>
@@ -432,23 +630,31 @@
           </w:p>
         </w:tc>
         <w:tc>
-          <w:tcPr/>
-          <w:p>
-            <w:pPr>
-              <w:pStyle w:val="Single"/>
-            </w:pPr>
-            <w:r>
-              <w:t xml:space="preserve"> </w:t>
-            </w:r>
+          <w:tcPr>
+            <w:tcW w:w="3600" w:type="dxa"/>
+          </w:tcPr>
+          <w:p>
+            <w:pPr>
+              <w:spacing w:before="0" w:after="0" w:line="276" w:lineRule="exact"/>
+              <w:ind w:left="0" w:firstLine="0"/>
+              <w:jc w:val="left"/>
+            </w:pPr>
           </w:p>
         </w:tc>
       </w:tr>
       <w:tr>
-        <w:tc>
-          <w:tcPr/>
-          <w:p>
-            <w:pPr>
-              <w:pStyle w:val="Single"/>
+        <w:trPr>
+          <w:cantSplit/>
+        </w:trPr>
+        <w:tc>
+          <w:tcPr>
+            <w:tcW w:w="5328" w:type="dxa"/>
+          </w:tcPr>
+          <w:p>
+            <w:pPr>
+              <w:spacing w:before="0" w:after="0" w:line="276" w:lineRule="exact"/>
+              <w:ind w:left="720" w:firstLine="0"/>
+              <w:jc w:val="left"/>
             </w:pPr>
             <w:r>
               <w:t xml:space="preserve">Defendant.</w:t>
@@ -456,10 +662,14 @@
           </w:p>
         </w:tc>
         <w:tc>
-          <w:tcPr/>
-          <w:p>
-            <w:pPr>
-              <w:pStyle w:val="Single"/>
+          <w:tcPr>
+            <w:tcW w:w="432" w:type="dxa"/>
+          </w:tcPr>
+          <w:p>
+            <w:pPr>
+              <w:spacing w:before="0" w:after="0" w:line="276" w:lineRule="exact"/>
+              <w:ind w:left="0" w:firstLine="0"/>
+              <w:jc w:val="left"/>
             </w:pPr>
             <w:r>
               <w:t xml:space="preserve">)</w:t>
@@ -467,34 +677,43 @@
           </w:p>
         </w:tc>
         <w:tc>
-          <w:tcPr/>
-          <w:p>
-            <w:pPr>
-              <w:pStyle w:val="Single"/>
-            </w:pPr>
-            <w:r>
-              <w:t xml:space="preserve"> </w:t>
-            </w:r>
+          <w:tcPr>
+            <w:tcW w:w="3600" w:type="dxa"/>
+          </w:tcPr>
+          <w:p>
+            <w:pPr>
+              <w:spacing w:before="0" w:after="0" w:line="276" w:lineRule="exact"/>
+              <w:ind w:left="0" w:firstLine="0"/>
+              <w:jc w:val="left"/>
+            </w:pPr>
           </w:p>
         </w:tc>
       </w:tr>
       <w:tr>
-        <w:tc>
-          <w:tcPr/>
-          <w:p>
-            <w:pPr>
-              <w:pStyle w:val="Single"/>
-            </w:pPr>
-            <w:r>
-              <w:t xml:space="preserve"> </w:t>
-            </w:r>
-          </w:p>
-        </w:tc>
-        <w:tc>
-          <w:tcPr/>
-          <w:p>
-            <w:pPr>
-              <w:pStyle w:val="Single"/>
+        <w:trPr>
+          <w:cantSplit/>
+        </w:trPr>
+        <w:tc>
+          <w:tcPr>
+            <w:tcW w:w="5328" w:type="dxa"/>
+          </w:tcPr>
+          <w:p>
+            <w:pPr>
+              <w:spacing w:before="0" w:after="0" w:line="276" w:lineRule="exact"/>
+              <w:ind w:left="0" w:firstLine="0"/>
+              <w:jc w:val="left"/>
+            </w:pPr>
+          </w:p>
+        </w:tc>
+        <w:tc>
+          <w:tcPr>
+            <w:tcW w:w="432" w:type="dxa"/>
+          </w:tcPr>
+          <w:p>
+            <w:pPr>
+              <w:spacing w:before="0" w:after="0" w:line="276" w:lineRule="exact"/>
+              <w:ind w:left="0" w:firstLine="0"/>
+              <w:jc w:val="left"/>
             </w:pPr>
             <w:r>
               <w:t xml:space="preserve">)</w:t>
@@ -502,67 +721,60 @@
           </w:p>
         </w:tc>
         <w:tc>
-          <w:tcPr/>
-          <w:p>
-            <w:pPr>
-              <w:pStyle w:val="Single"/>
-            </w:pPr>
-            <w:r>
-              <w:t xml:space="preserve"> </w:t>
-            </w:r>
+          <w:tcPr>
+            <w:tcW w:w="3600" w:type="dxa"/>
+          </w:tcPr>
+          <w:p>
+            <w:pPr>
+              <w:spacing w:before="0" w:after="0" w:line="276" w:lineRule="exact"/>
+              <w:ind w:left="0" w:firstLine="0"/>
+              <w:jc w:val="left"/>
+            </w:pPr>
           </w:p>
         </w:tc>
       </w:tr>
     </w:tbl>
     <w:p>
       <w:pPr>
-        <w:pStyle w:val="Gap"/>
-      </w:pPr>
-      <w:r>
-        <w:t xml:space="preserve"> </w:t>
-      </w:r>
-    </w:p>
-    <w:p>
-      <w:pPr>
-        <w:pStyle w:val="Centered"/>
+        <w:spacing w:before="480" w:after="480" w:line="276" w:lineRule="exact"/>
+        <w:ind w:left="0" w:firstLine="0"/>
+        <w:jc w:val="center"/>
       </w:pPr>
       <w:r>
         <w:rPr>
           <w:b/>
           <w:bCs/>
+          <w:u w:val="single"/>
         </w:rPr>
         <w:t xml:space="preserve">COMPLAINT</w:t>
       </w:r>
     </w:p>
     <w:p>
       <w:pPr>
-        <w:pStyle w:val="GapTight"/>
-      </w:pPr>
-      <w:r>
-        <w:t xml:space="preserve"> </w:t>
-      </w:r>
-    </w:p>
-    <w:p>
-      <w:pPr>
-        <w:pStyle w:val="FirstParagraph"/>
-      </w:pPr>
-      <w:r>
-        <w:t xml:space="preserve">Eva M. Lemeh, the Trustee in the above-captioned case, files this action against the above-named Defendant for successor liability/alter ego and related relief, and would further state:</w:t>
-      </w:r>
-    </w:p>
-    <w:p>
-      <w:pPr>
-        <w:pStyle w:val="Heading1"/>
-      </w:pPr>
-      <w:bookmarkStart w:id="109" w:name="_parties"/>
-      <w:r>
+        <w:pStyle w:val="BodyText"/>
+      </w:pPr>
+      <w:r>
+        <w:t xml:space="preserve">Eva M. Lemeh, the Trustee in the above-captioned case, files this action against the above-named Defendant for successor liability/​alter ego and related relief, and would further state:</w:t>
+      </w:r>
+    </w:p>
+    <w:p>
+      <w:pPr>
+        <w:keepNext/>
+        <w:keepLines/>
+        <w:spacing w:before="0" w:after="0" w:line="480" w:lineRule="exact"/>
+        <w:ind w:left="0" w:firstLine="0"/>
+        <w:jc w:val="center"/>
+      </w:pPr>
+      <w:r>
+        <w:rPr>
+          <w:u w:val="single"/>
+        </w:rPr>
         <w:t xml:space="preserve">PARTIES</w:t>
       </w:r>
-      <w:bookmarkEnd w:id="109"/>
-    </w:p>
-    <w:p>
-      <w:pPr>
-        <w:pStyle w:val="Allegation"/>
+    </w:p>
+    <w:p>
+      <w:pPr>
+        <w:pStyle w:val="NumberedParagraph"/>
       </w:pPr>
       <w:r>
         <w:t xml:space="preserve">1.</w:t>
@@ -576,7 +788,7 @@
     </w:p>
     <w:p>
       <w:pPr>
-        <w:pStyle w:val="Allegation"/>
+        <w:pStyle w:val="NumberedParagraph"/>
       </w:pPr>
       <w:r>
         <w:t xml:space="preserve">2.</w:t>
@@ -590,17 +802,46 @@
     </w:p>
     <w:p>
       <w:pPr>
-        <w:pStyle w:val="Heading1"/>
-      </w:pPr>
-      <w:bookmarkStart w:id="110" w:name="_0e2df9c0fe52ebd43073ce38f4076c822df9b17"/>
-      <w:r>
-        <w:t xml:space="preserve">JURISDICTION AND VENUE</w:t>
-      </w:r>
-      <w:bookmarkEnd w:id="110"/>
-    </w:p>
-    <w:p>
-      <w:pPr>
-        <w:pStyle w:val="Allegation"/>
+        <w:keepNext/>
+        <w:keepLines/>
+        <w:spacing w:before="0" w:after="0" w:line="480" w:lineRule="exact"/>
+        <w:ind w:left="0" w:firstLine="0"/>
+        <w:jc w:val="center"/>
+      </w:pPr>
+      <w:r>
+        <w:rPr>
+          <w:u w:val="single"/>
+        </w:rPr>
+        <w:t xml:space="preserve">JURISDICTION</w:t>
+      </w:r>
+      <w:r>
+        <w:rPr>
+          <w:u w:val="single"/>
+        </w:rPr>
+        <w:t xml:space="preserve"> </w:t>
+      </w:r>
+      <w:r>
+        <w:rPr>
+          <w:u w:val="single"/>
+        </w:rPr>
+        <w:t xml:space="preserve">AND</w:t>
+      </w:r>
+      <w:r>
+        <w:rPr>
+          <w:u w:val="single"/>
+        </w:rPr>
+        <w:t xml:space="preserve"> </w:t>
+      </w:r>
+      <w:r>
+        <w:rPr>
+          <w:u w:val="single"/>
+        </w:rPr>
+        <w:t xml:space="preserve">VENUE</w:t>
+      </w:r>
+    </w:p>
+    <w:p>
+      <w:pPr>
+        <w:pStyle w:val="NumberedParagraph"/>
       </w:pPr>
       <w:r>
         <w:t xml:space="preserve">3.</w:t>
@@ -609,12 +850,12 @@
         <w:tab/>
       </w:r>
       <w:r>
-        <w:t xml:space="preserve">This Court has jurisdiction in the matter pursuant to 28 U.S.C. § 157(b).</w:t>
-      </w:r>
-    </w:p>
-    <w:p>
-      <w:pPr>
-        <w:pStyle w:val="Allegation"/>
+        <w:t xml:space="preserve">This Court has jurisdiction in the matter pursuant to 28 U.S.C. § 157(b).</w:t>
+      </w:r>
+    </w:p>
+    <w:p>
+      <w:pPr>
+        <w:pStyle w:val="NumberedParagraph"/>
       </w:pPr>
       <w:r>
         <w:t xml:space="preserve">4.</w:t>
@@ -623,12 +864,12 @@
         <w:tab/>
       </w:r>
       <w:r>
-        <w:t xml:space="preserve">This adversary proceeding constitutes a core proceeding within the meaning of 28 U.S.C. § 157(b).</w:t>
-      </w:r>
-    </w:p>
-    <w:p>
-      <w:pPr>
-        <w:pStyle w:val="Allegation"/>
+        <w:t xml:space="preserve">This adversary proceeding constitutes a core proceeding within the meaning of 28 U.S.C. § 157(b).</w:t>
+      </w:r>
+    </w:p>
+    <w:p>
+      <w:pPr>
+        <w:pStyle w:val="NumberedParagraph"/>
       </w:pPr>
       <w:r>
         <w:t xml:space="preserve">5.</w:t>
@@ -637,30 +878,35 @@
         <w:tab/>
       </w:r>
       <w:r>
-        <w:t xml:space="preserve">Venue is proper in this Court pursuant to 28 U.S.C. § 1409(a).</w:t>
-      </w:r>
-    </w:p>
-    <w:p>
-      <w:pPr>
-        <w:pStyle w:val="FirstParagraph"/>
-      </w:pPr>
-      <w:r>
-        <w:t xml:space="preserve">The statutory predicate for the relief sought herein includes, but is not limited to, 11 U.S.C. §§ 541, 544, 550 and 551, and Rule 7001 of the Federal Rules of Bankruptcy Procedure.</w:t>
-      </w:r>
-    </w:p>
-    <w:p>
-      <w:pPr>
-        <w:pStyle w:val="Heading1"/>
-      </w:pPr>
-      <w:bookmarkStart w:id="111" w:name="_background"/>
-      <w:r>
+        <w:t xml:space="preserve">Venue is proper in this Court pursuant to 28 U.S.C. § 1409(a).</w:t>
+      </w:r>
+    </w:p>
+    <w:p>
+      <w:pPr>
+        <w:pStyle w:val="BodyText"/>
+      </w:pPr>
+      <w:r>
+        <w:t xml:space="preserve">The statutory predicate for the relief sought herein includes, but is not limited to, 11 U.S.C. §§ 541, 544, 550 and 551, and Rule 7001 of the Federal Rules of Bankruptcy Procedure.</w:t>
+      </w:r>
+    </w:p>
+    <w:p>
+      <w:pPr>
+        <w:keepNext/>
+        <w:keepLines/>
+        <w:spacing w:before="0" w:after="0" w:line="480" w:lineRule="exact"/>
+        <w:ind w:left="0" w:firstLine="0"/>
+        <w:jc w:val="center"/>
+      </w:pPr>
+      <w:r>
+        <w:rPr>
+          <w:u w:val="single"/>
+        </w:rPr>
         <w:t xml:space="preserve">BACKGROUND</w:t>
       </w:r>
-      <w:bookmarkEnd w:id="111"/>
-    </w:p>
-    <w:p>
-      <w:pPr>
-        <w:pStyle w:val="Allegation"/>
+    </w:p>
+    <w:p>
+      <w:pPr>
+        <w:pStyle w:val="NumberedParagraph"/>
       </w:pPr>
       <w:r>
         <w:t xml:space="preserve">6.</w:t>
@@ -674,7 +920,7 @@
     </w:p>
     <w:p>
       <w:pPr>
-        <w:pStyle w:val="Allegation"/>
+        <w:pStyle w:val="NumberedParagraph"/>
       </w:pPr>
       <w:r>
         <w:t xml:space="preserve">7.</w:t>
@@ -688,7 +934,7 @@
     </w:p>
     <w:p>
       <w:pPr>
-        <w:pStyle w:val="Allegation"/>
+        <w:pStyle w:val="NumberedParagraph"/>
       </w:pPr>
       <w:r>
         <w:t xml:space="preserve">8.</w:t>
@@ -702,7 +948,7 @@
     </w:p>
     <w:p>
       <w:pPr>
-        <w:pStyle w:val="Allegation"/>
+        <w:pStyle w:val="NumberedParagraph"/>
       </w:pPr>
       <w:r>
         <w:t xml:space="preserve">9.</w:t>
@@ -716,7 +962,7 @@
     </w:p>
     <w:p>
       <w:pPr>
-        <w:pStyle w:val="Allegation"/>
+        <w:pStyle w:val="NumberedParagraph"/>
       </w:pPr>
       <w:r>
         <w:t xml:space="preserve">10.</w:t>
@@ -730,27 +976,94 @@
     </w:p>
     <w:p>
       <w:pPr>
-        <w:pStyle w:val="Heading1"/>
-      </w:pPr>
-      <w:bookmarkStart w:id="112" w:name="_06f0489481602a8120652f7d2c08fb3362d9f45"/>
-      <w:r>
-        <w:t xml:space="preserve">FIRST CLAIM FOR RELIEF</w:t>
-      </w:r>
-      <w:bookmarkEnd w:id="112"/>
-    </w:p>
-    <w:p>
-      <w:pPr>
-        <w:pStyle w:val="Heading2"/>
-      </w:pPr>
-      <w:bookmarkStart w:id="113" w:name="_fa620aadb5f0db110ca1326dad34729f2b919a3"/>
-      <w:r>
-        <w:t xml:space="preserve">(Successor Liability and Alter Ego)</w:t>
-      </w:r>
-      <w:bookmarkEnd w:id="113"/>
-    </w:p>
-    <w:p>
-      <w:pPr>
-        <w:pStyle w:val="Allegation"/>
+        <w:keepNext/>
+        <w:keepLines/>
+        <w:spacing w:before="0" w:after="0" w:line="480" w:lineRule="exact"/>
+        <w:ind w:left="0" w:firstLine="0"/>
+        <w:jc w:val="center"/>
+      </w:pPr>
+      <w:r>
+        <w:rPr>
+          <w:u w:val="single"/>
+        </w:rPr>
+        <w:t xml:space="preserve">FIRST</w:t>
+      </w:r>
+      <w:r>
+        <w:rPr>
+          <w:u w:val="single"/>
+        </w:rPr>
+        <w:t xml:space="preserve"> </w:t>
+      </w:r>
+      <w:r>
+        <w:rPr>
+          <w:u w:val="single"/>
+        </w:rPr>
+        <w:t xml:space="preserve">CLAIM</w:t>
+      </w:r>
+      <w:r>
+        <w:rPr>
+          <w:u w:val="single"/>
+        </w:rPr>
+        <w:t xml:space="preserve"> </w:t>
+      </w:r>
+      <w:r>
+        <w:rPr>
+          <w:u w:val="single"/>
+        </w:rPr>
+        <w:t xml:space="preserve">FOR</w:t>
+      </w:r>
+      <w:r>
+        <w:rPr>
+          <w:u w:val="single"/>
+        </w:rPr>
+        <w:t xml:space="preserve"> </w:t>
+      </w:r>
+      <w:r>
+        <w:rPr>
+          <w:u w:val="single"/>
+        </w:rPr>
+        <w:t xml:space="preserve">RELIEF</w:t>
+      </w:r>
+    </w:p>
+    <w:p>
+      <w:pPr>
+        <w:keepNext/>
+        <w:keepLines/>
+        <w:spacing w:before="0" w:after="0" w:line="480" w:lineRule="exact"/>
+        <w:ind w:left="0" w:firstLine="0"/>
+        <w:jc w:val="center"/>
+      </w:pPr>
+      <w:r>
+        <w:t xml:space="preserve">(Successor</w:t>
+      </w:r>
+      <w:r>
+        <w:t xml:space="preserve"> </w:t>
+      </w:r>
+      <w:r>
+        <w:t xml:space="preserve">Liability</w:t>
+      </w:r>
+      <w:r>
+        <w:t xml:space="preserve"> </w:t>
+      </w:r>
+      <w:r>
+        <w:t xml:space="preserve">and</w:t>
+      </w:r>
+      <w:r>
+        <w:t xml:space="preserve"> </w:t>
+      </w:r>
+      <w:r>
+        <w:t xml:space="preserve">Alter</w:t>
+      </w:r>
+      <w:r>
+        <w:t xml:space="preserve"> </w:t>
+      </w:r>
+      <w:r>
+        <w:t xml:space="preserve">Ego)</w:t>
+      </w:r>
+    </w:p>
+    <w:p>
+      <w:pPr>
+        <w:pStyle w:val="NumberedParagraph"/>
       </w:pPr>
       <w:r>
         <w:t xml:space="preserve">11.</w:t>
@@ -764,7 +1077,7 @@
     </w:p>
     <w:p>
       <w:pPr>
-        <w:pStyle w:val="Allegation"/>
+        <w:pStyle w:val="NumberedParagraph"/>
       </w:pPr>
       <w:r>
         <w:t xml:space="preserve">12.</w:t>
@@ -778,7 +1091,7 @@
     </w:p>
     <w:p>
       <w:pPr>
-        <w:pStyle w:val="Allegation"/>
+        <w:pStyle w:val="NumberedParagraph"/>
       </w:pPr>
       <w:r>
         <w:t xml:space="preserve">13.</w:t>
@@ -792,7 +1105,7 @@
     </w:p>
     <w:p>
       <w:pPr>
-        <w:pStyle w:val="Allegation"/>
+        <w:pStyle w:val="NumberedParagraph"/>
       </w:pPr>
       <w:r>
         <w:t xml:space="preserve">14.</w:t>
@@ -819,15 +1132,335 @@
     </w:p>
     <w:p>
       <w:pPr>
-        <w:pStyle w:val="BlockText"/>
-      </w:pPr>
-      <w:r>
-        <w:t xml:space="preserve">1) The predecessor “transferred its assets” to the successor, 2) the successor company “pays less than adequate consideration for the assets”, 3) the successor company continues the predecessor’s business, 4) both companies “share one common officer who was instrumental in the transfer”, and 5) the predecessor company “is left incapable of paying its creditors.”</w:t>
-      </w:r>
-    </w:p>
-    <w:p>
-      <w:pPr>
-        <w:pStyle w:val="FirstParagraph"/>
+        <w:spacing w:before="240" w:after="240" w:line="276" w:lineRule="exact"/>
+        <w:ind w:left="720" w:right="720" w:firstLine="0"/>
+        <w:jc w:val="left"/>
+      </w:pPr>
+      <w:r>
+        <w:t xml:space="preserve">1)</w:t>
+      </w:r>
+      <w:r>
+        <w:t xml:space="preserve"> </w:t>
+      </w:r>
+      <w:r>
+        <w:t xml:space="preserve">The</w:t>
+      </w:r>
+      <w:r>
+        <w:t xml:space="preserve"> </w:t>
+      </w:r>
+      <w:r>
+        <w:t xml:space="preserve">predecessor</w:t>
+      </w:r>
+      <w:r>
+        <w:t xml:space="preserve"> </w:t>
+      </w:r>
+      <w:r>
+        <w:t xml:space="preserve">“transferred</w:t>
+      </w:r>
+      <w:r>
+        <w:t xml:space="preserve"> </w:t>
+      </w:r>
+      <w:r>
+        <w:t xml:space="preserve">its</w:t>
+      </w:r>
+      <w:r>
+        <w:t xml:space="preserve"> </w:t>
+      </w:r>
+      <w:r>
+        <w:t xml:space="preserve">assets”</w:t>
+      </w:r>
+      <w:r>
+        <w:t xml:space="preserve"> </w:t>
+      </w:r>
+      <w:r>
+        <w:t xml:space="preserve">to</w:t>
+      </w:r>
+      <w:r>
+        <w:t xml:space="preserve"> </w:t>
+      </w:r>
+      <w:r>
+        <w:t xml:space="preserve">the</w:t>
+      </w:r>
+      <w:r>
+        <w:t xml:space="preserve"> </w:t>
+      </w:r>
+      <w:r>
+        <w:t xml:space="preserve">successor,</w:t>
+      </w:r>
+      <w:r>
+        <w:t xml:space="preserve"> </w:t>
+      </w:r>
+      <w:r>
+        <w:t xml:space="preserve">2)</w:t>
+      </w:r>
+      <w:r>
+        <w:t xml:space="preserve"> </w:t>
+      </w:r>
+      <w:r>
+        <w:t xml:space="preserve">the</w:t>
+      </w:r>
+      <w:r>
+        <w:t xml:space="preserve"> </w:t>
+      </w:r>
+      <w:r>
+        <w:t xml:space="preserve">successor</w:t>
+      </w:r>
+      <w:r>
+        <w:t xml:space="preserve"> </w:t>
+      </w:r>
+      <w:r>
+        <w:t xml:space="preserve">company</w:t>
+      </w:r>
+      <w:r>
+        <w:t xml:space="preserve"> </w:t>
+      </w:r>
+      <w:r>
+        <w:t xml:space="preserve">“pays</w:t>
+      </w:r>
+      <w:r>
+        <w:t xml:space="preserve"> </w:t>
+      </w:r>
+      <w:r>
+        <w:t xml:space="preserve">less</w:t>
+      </w:r>
+      <w:r>
+        <w:t xml:space="preserve"> </w:t>
+      </w:r>
+      <w:r>
+        <w:t xml:space="preserve">than</w:t>
+      </w:r>
+      <w:r>
+        <w:t xml:space="preserve"> </w:t>
+      </w:r>
+      <w:r>
+        <w:t xml:space="preserve">adequate</w:t>
+      </w:r>
+      <w:r>
+        <w:t xml:space="preserve"> </w:t>
+      </w:r>
+      <w:r>
+        <w:t xml:space="preserve">consideration</w:t>
+      </w:r>
+      <w:r>
+        <w:t xml:space="preserve"> </w:t>
+      </w:r>
+      <w:r>
+        <w:t xml:space="preserve">for</w:t>
+      </w:r>
+      <w:r>
+        <w:t xml:space="preserve"> </w:t>
+      </w:r>
+      <w:r>
+        <w:t xml:space="preserve">the</w:t>
+      </w:r>
+      <w:r>
+        <w:t xml:space="preserve"> </w:t>
+      </w:r>
+      <w:r>
+        <w:t xml:space="preserve">assets”,</w:t>
+      </w:r>
+      <w:r>
+        <w:t xml:space="preserve"> </w:t>
+      </w:r>
+      <w:r>
+        <w:t xml:space="preserve">3)</w:t>
+      </w:r>
+      <w:r>
+        <w:t xml:space="preserve"> </w:t>
+      </w:r>
+      <w:r>
+        <w:t xml:space="preserve">the</w:t>
+      </w:r>
+      <w:r>
+        <w:t xml:space="preserve"> </w:t>
+      </w:r>
+      <w:r>
+        <w:t xml:space="preserve">successor</w:t>
+      </w:r>
+      <w:r>
+        <w:t xml:space="preserve"> </w:t>
+      </w:r>
+      <w:r>
+        <w:t xml:space="preserve">company</w:t>
+      </w:r>
+      <w:r>
+        <w:t xml:space="preserve"> </w:t>
+      </w:r>
+      <w:r>
+        <w:t xml:space="preserve">continues</w:t>
+      </w:r>
+      <w:r>
+        <w:t xml:space="preserve"> </w:t>
+      </w:r>
+      <w:r>
+        <w:t xml:space="preserve">the</w:t>
+      </w:r>
+      <w:r>
+        <w:t xml:space="preserve"> </w:t>
+      </w:r>
+      <w:r>
+        <w:t xml:space="preserve">predecessor’s</w:t>
+      </w:r>
+      <w:r>
+        <w:t xml:space="preserve"> </w:t>
+      </w:r>
+      <w:r>
+        <w:t xml:space="preserve">business,</w:t>
+      </w:r>
+      <w:r>
+        <w:t xml:space="preserve"> </w:t>
+      </w:r>
+      <w:r>
+        <w:t xml:space="preserve">4)</w:t>
+      </w:r>
+      <w:r>
+        <w:t xml:space="preserve"> </w:t>
+      </w:r>
+      <w:r>
+        <w:t xml:space="preserve">both</w:t>
+      </w:r>
+      <w:r>
+        <w:t xml:space="preserve"> </w:t>
+      </w:r>
+      <w:r>
+        <w:t xml:space="preserve">companies</w:t>
+      </w:r>
+      <w:r>
+        <w:t xml:space="preserve"> </w:t>
+      </w:r>
+      <w:r>
+        <w:t xml:space="preserve">“share</w:t>
+      </w:r>
+      <w:r>
+        <w:t xml:space="preserve"> </w:t>
+      </w:r>
+      <w:r>
+        <w:t xml:space="preserve">one</w:t>
+      </w:r>
+      <w:r>
+        <w:t xml:space="preserve"> </w:t>
+      </w:r>
+      <w:r>
+        <w:t xml:space="preserve">common</w:t>
+      </w:r>
+      <w:r>
+        <w:t xml:space="preserve"> </w:t>
+      </w:r>
+      <w:r>
+        <w:t xml:space="preserve">officer</w:t>
+      </w:r>
+      <w:r>
+        <w:t xml:space="preserve"> </w:t>
+      </w:r>
+      <w:r>
+        <w:t xml:space="preserve">who</w:t>
+      </w:r>
+      <w:r>
+        <w:t xml:space="preserve"> </w:t>
+      </w:r>
+      <w:r>
+        <w:t xml:space="preserve">was</w:t>
+      </w:r>
+      <w:r>
+        <w:t xml:space="preserve"> </w:t>
+      </w:r>
+      <w:r>
+        <w:t xml:space="preserve">instrumental</w:t>
+      </w:r>
+      <w:r>
+        <w:t xml:space="preserve"> </w:t>
+      </w:r>
+      <w:r>
+        <w:t xml:space="preserve">in</w:t>
+      </w:r>
+      <w:r>
+        <w:t xml:space="preserve"> </w:t>
+      </w:r>
+      <w:r>
+        <w:t xml:space="preserve">the</w:t>
+      </w:r>
+      <w:r>
+        <w:t xml:space="preserve"> </w:t>
+      </w:r>
+      <w:r>
+        <w:t xml:space="preserve">transfer”,</w:t>
+      </w:r>
+      <w:r>
+        <w:t xml:space="preserve"> </w:t>
+      </w:r>
+      <w:r>
+        <w:t xml:space="preserve">and</w:t>
+      </w:r>
+      <w:r>
+        <w:t xml:space="preserve"> </w:t>
+      </w:r>
+      <w:r>
+        <w:t xml:space="preserve">5)</w:t>
+      </w:r>
+      <w:r>
+        <w:t xml:space="preserve"> </w:t>
+      </w:r>
+      <w:r>
+        <w:t xml:space="preserve">the</w:t>
+      </w:r>
+      <w:r>
+        <w:t xml:space="preserve"> </w:t>
+      </w:r>
+      <w:r>
+        <w:t xml:space="preserve">predecessor</w:t>
+      </w:r>
+      <w:r>
+        <w:t xml:space="preserve"> </w:t>
+      </w:r>
+      <w:r>
+        <w:t xml:space="preserve">company</w:t>
+      </w:r>
+      <w:r>
+        <w:t xml:space="preserve"> </w:t>
+      </w:r>
+      <w:r>
+        <w:t xml:space="preserve">“is</w:t>
+      </w:r>
+      <w:r>
+        <w:t xml:space="preserve"> </w:t>
+      </w:r>
+      <w:r>
+        <w:t xml:space="preserve">left</w:t>
+      </w:r>
+      <w:r>
+        <w:t xml:space="preserve"> </w:t>
+      </w:r>
+      <w:r>
+        <w:t xml:space="preserve">incapable</w:t>
+      </w:r>
+      <w:r>
+        <w:t xml:space="preserve"> </w:t>
+      </w:r>
+      <w:r>
+        <w:t xml:space="preserve">of</w:t>
+      </w:r>
+      <w:r>
+        <w:t xml:space="preserve"> </w:t>
+      </w:r>
+      <w:r>
+        <w:t xml:space="preserve">paying</w:t>
+      </w:r>
+      <w:r>
+        <w:t xml:space="preserve"> </w:t>
+      </w:r>
+      <w:r>
+        <w:t xml:space="preserve">its</w:t>
+      </w:r>
+      <w:r>
+        <w:t xml:space="preserve"> </w:t>
+      </w:r>
+      <w:r>
+        <w:t xml:space="preserve">creditors.”</w:t>
+      </w:r>
+    </w:p>
+    <w:p>
+      <w:pPr>
+        <w:pStyle w:val="BodyFlush"/>
       </w:pPr>
       <w:r>
         <w:rPr>
@@ -837,12 +1470,12 @@
         <w:t xml:space="preserve">RXAR Co., LLC v. Rheumatology Assoc., P.A.</w:t>
       </w:r>
       <w:r>
-        <w:t xml:space="preserve">, 2017 U.S. Dist. LEXIS 64354 (M.D. Tenn. 2017).</w:t>
-      </w:r>
-    </w:p>
-    <w:p>
-      <w:pPr>
-        <w:pStyle w:val="Allegation"/>
+        <w:t xml:space="preserve">, 2017 U.S. Dist. LEXIS 64354 (M.D. Tenn. 2017).</w:t>
+      </w:r>
+    </w:p>
+    <w:p>
+      <w:pPr>
+        <w:pStyle w:val="NumberedParagraph"/>
       </w:pPr>
       <w:r>
         <w:t xml:space="preserve">15.</w:t>
@@ -856,7 +1489,7 @@
     </w:p>
     <w:p>
       <w:pPr>
-        <w:pStyle w:val="Allegation"/>
+        <w:pStyle w:val="NumberedParagraph"/>
       </w:pPr>
       <w:r>
         <w:t xml:space="preserve">16.</w:t>
@@ -870,7 +1503,7 @@
     </w:p>
     <w:p>
       <w:pPr>
-        <w:pStyle w:val="Allegation"/>
+        <w:pStyle w:val="NumberedParagraph"/>
       </w:pPr>
       <w:r>
         <w:t xml:space="preserve">17.</w:t>
@@ -884,7 +1517,7 @@
     </w:p>
     <w:p>
       <w:pPr>
-        <w:pStyle w:val="Allegation"/>
+        <w:pStyle w:val="NumberedParagraph"/>
       </w:pPr>
       <w:r>
         <w:t xml:space="preserve">18.</w:t>
@@ -898,7 +1531,7 @@
     </w:p>
     <w:p>
       <w:pPr>
-        <w:pStyle w:val="Allegation"/>
+        <w:pStyle w:val="NumberedParagraph"/>
       </w:pPr>
       <w:r>
         <w:t xml:space="preserve">19.</w:t>
@@ -912,7 +1545,7 @@
     </w:p>
     <w:p>
       <w:pPr>
-        <w:pStyle w:val="BodyText"/>
+        <w:pStyle w:val="BodyKeep"/>
       </w:pPr>
       <w:r>
         <w:t xml:space="preserve">WHEREFORE, the Trustee requests that the Court enter a judgment:</w:t>
@@ -920,7 +1553,7 @@
     </w:p>
     <w:p>
       <w:pPr>
-        <w:pStyle w:val="ListItem"/>
+        <w:pStyle w:val="PrayerItem"/>
       </w:pPr>
       <w:r>
         <w:t xml:space="preserve">A.</w:t>
@@ -934,7 +1567,7 @@
     </w:p>
     <w:p>
       <w:pPr>
-        <w:pStyle w:val="ListItem"/>
+        <w:pStyle w:val="PrayerItem"/>
       </w:pPr>
       <w:r>
         <w:t xml:space="preserve">B.</w:t>
@@ -948,7 +1581,7 @@
     </w:p>
     <w:p>
       <w:pPr>
-        <w:pStyle w:val="ListItem"/>
+        <w:pStyle w:val="PrayerItem"/>
       </w:pPr>
       <w:r>
         <w:t xml:space="preserve">C.</w:t>
@@ -962,7 +1595,7 @@
     </w:p>
     <w:p>
       <w:pPr>
-        <w:pStyle w:val="ListItem"/>
+        <w:pStyle w:val="PrayerItem"/>
       </w:pPr>
       <w:r>
         <w:t xml:space="preserve">D.</w:t>
@@ -976,15 +1609,11 @@
     </w:p>
     <w:p>
       <w:pPr>
-        <w:pStyle w:val="GapSig"/>
-      </w:pPr>
-      <w:r>
-        <w:t xml:space="preserve"> </w:t>
-      </w:r>
-    </w:p>
-    <w:p>
-      <w:pPr>
-        <w:pStyle w:val="Signature"/>
+        <w:keepNext/>
+        <w:keepLines/>
+        <w:spacing w:before="276" w:after="0" w:line="276" w:lineRule="exact"/>
+        <w:ind w:left="4680" w:firstLine="0"/>
+        <w:jc w:val="left"/>
       </w:pPr>
       <w:r>
         <w:t xml:space="preserve">Respectfully submitted,</w:t>
@@ -992,63 +1621,187 @@
     </w:p>
     <w:p>
       <w:pPr>
-        <w:pStyle w:val="Gap"/>
-      </w:pPr>
-      <w:r>
-        <w:t xml:space="preserve"> </w:t>
-      </w:r>
-    </w:p>
-    <w:p>
-      <w:pPr>
-        <w:pStyle w:val="Signature"/>
-      </w:pPr>
-      <w:r>
-        <w:t xml:space="preserve">/s/ Phillip G. Young, Jr.</w:t>
-      </w:r>
-    </w:p>
-    <w:p>
-      <w:pPr>
-        <w:pStyle w:val="Signature"/>
-      </w:pPr>
-      <w:r>
-        <w:t xml:space="preserve">Phillip G. Young, Jr.</w:t>
-      </w:r>
-    </w:p>
-    <w:p>
-      <w:pPr>
-        <w:pStyle w:val="Signature"/>
-      </w:pPr>
-      <w:r>
-        <w:t xml:space="preserve">Thompson Burton PLLC</w:t>
-      </w:r>
-    </w:p>
-    <w:p>
-      <w:pPr>
-        <w:pStyle w:val="Signature"/>
-      </w:pPr>
-      <w:r>
-        <w:t xml:space="preserve">6100 Tower Circle, Suite 200</w:t>
-      </w:r>
-    </w:p>
-    <w:p>
-      <w:pPr>
-        <w:pStyle w:val="Signature"/>
-      </w:pPr>
-      <w:r>
-        <w:t xml:space="preserve">Franklin, TN 37067</w:t>
-      </w:r>
-    </w:p>
-    <w:p>
-      <w:pPr>
-        <w:pStyle w:val="Signature"/>
-      </w:pPr>
-      <w:r>
-        <w:t xml:space="preserve">Tel: (615) 465-6000</w:t>
-      </w:r>
-    </w:p>
-    <w:p>
-      <w:pPr>
-        <w:pStyle w:val="Signature"/>
+        <w:keepNext/>
+        <w:keepLines/>
+        <w:spacing w:before="276" w:after="0" w:line="276" w:lineRule="exact"/>
+        <w:ind w:left="4680" w:firstLine="0"/>
+        <w:jc w:val="left"/>
+      </w:pPr>
+      <w:r>
+        <w:t xml:space="preserve">/​s/</w:t>
+      </w:r>
+      <w:r>
+        <w:t xml:space="preserve"> </w:t>
+      </w:r>
+      <w:r>
+        <w:t xml:space="preserve">Phillip</w:t>
+      </w:r>
+      <w:r>
+        <w:t xml:space="preserve"> </w:t>
+      </w:r>
+      <w:r>
+        <w:t xml:space="preserve">G.</w:t>
+      </w:r>
+      <w:r>
+        <w:t xml:space="preserve"> </w:t>
+      </w:r>
+      <w:r>
+        <w:t xml:space="preserve">Young,</w:t>
+      </w:r>
+      <w:r>
+        <w:t xml:space="preserve"> </w:t>
+      </w:r>
+      <w:r>
+        <w:t xml:space="preserve">Jr.</w:t>
+      </w:r>
+    </w:p>
+    <w:p>
+      <w:pPr>
+        <w:keepNext/>
+        <w:keepLines/>
+        <w:spacing w:before="0" w:after="0" w:line="276" w:lineRule="exact"/>
+        <w:ind w:left="4680" w:firstLine="0"/>
+        <w:jc w:val="left"/>
+      </w:pPr>
+      <w:r>
+        <w:t xml:space="preserve">Phillip</w:t>
+      </w:r>
+      <w:r>
+        <w:t xml:space="preserve"> </w:t>
+      </w:r>
+      <w:r>
+        <w:t xml:space="preserve">G.</w:t>
+      </w:r>
+      <w:r>
+        <w:t xml:space="preserve"> </w:t>
+      </w:r>
+      <w:r>
+        <w:t xml:space="preserve">Young,</w:t>
+      </w:r>
+      <w:r>
+        <w:t xml:space="preserve"> </w:t>
+      </w:r>
+      <w:r>
+        <w:t xml:space="preserve">Jr.</w:t>
+      </w:r>
+    </w:p>
+    <w:p>
+      <w:pPr>
+        <w:keepNext/>
+        <w:keepLines/>
+        <w:spacing w:before="0" w:after="0" w:line="276" w:lineRule="exact"/>
+        <w:ind w:left="4680" w:firstLine="0"/>
+        <w:jc w:val="left"/>
+      </w:pPr>
+      <w:r>
+        <w:t xml:space="preserve">Thompson</w:t>
+      </w:r>
+      <w:r>
+        <w:t xml:space="preserve"> </w:t>
+      </w:r>
+      <w:r>
+        <w:t xml:space="preserve">Burton</w:t>
+      </w:r>
+      <w:r>
+        <w:t xml:space="preserve"> </w:t>
+      </w:r>
+      <w:r>
+        <w:t xml:space="preserve">PLLC</w:t>
+      </w:r>
+    </w:p>
+    <w:p>
+      <w:pPr>
+        <w:keepNext/>
+        <w:keepLines/>
+        <w:spacing w:before="0" w:after="0" w:line="276" w:lineRule="exact"/>
+        <w:ind w:left="4680" w:firstLine="0"/>
+        <w:jc w:val="left"/>
+      </w:pPr>
+      <w:r>
+        <w:t xml:space="preserve">6100</w:t>
+      </w:r>
+      <w:r>
+        <w:t xml:space="preserve"> </w:t>
+      </w:r>
+      <w:r>
+        <w:t xml:space="preserve">Tower</w:t>
+      </w:r>
+      <w:r>
+        <w:t xml:space="preserve"> </w:t>
+      </w:r>
+      <w:r>
+        <w:t xml:space="preserve">Circle,</w:t>
+      </w:r>
+      <w:r>
+        <w:t xml:space="preserve"> </w:t>
+      </w:r>
+      <w:r>
+        <w:t xml:space="preserve">Suite</w:t>
+      </w:r>
+      <w:r>
+        <w:t xml:space="preserve"> </w:t>
+      </w:r>
+      <w:r>
+        <w:t xml:space="preserve">200</w:t>
+      </w:r>
+    </w:p>
+    <w:p>
+      <w:pPr>
+        <w:keepNext/>
+        <w:keepLines/>
+        <w:spacing w:before="0" w:after="0" w:line="276" w:lineRule="exact"/>
+        <w:ind w:left="4680" w:firstLine="0"/>
+        <w:jc w:val="left"/>
+      </w:pPr>
+      <w:r>
+        <w:t xml:space="preserve">Franklin,</w:t>
+      </w:r>
+      <w:r>
+        <w:t xml:space="preserve"> </w:t>
+      </w:r>
+      <w:r>
+        <w:t xml:space="preserve">TN</w:t>
+      </w:r>
+      <w:r>
+        <w:t xml:space="preserve"> </w:t>
+      </w:r>
+      <w:r>
+        <w:t xml:space="preserve">37067</w:t>
+      </w:r>
+    </w:p>
+    <w:p>
+      <w:pPr>
+        <w:keepNext/>
+        <w:keepLines/>
+        <w:spacing w:before="0" w:after="0" w:line="276" w:lineRule="exact"/>
+        <w:ind w:left="4680" w:firstLine="0"/>
+        <w:jc w:val="left"/>
+      </w:pPr>
+      <w:r>
+        <w:t xml:space="preserve">Tel:</w:t>
+      </w:r>
+      <w:r>
+        <w:t xml:space="preserve"> </w:t>
+      </w:r>
+      <w:r>
+        <w:t xml:space="preserve">(615)</w:t>
+      </w:r>
+      <w:r>
+        <w:t xml:space="preserve"> </w:t>
+      </w:r>
+      <w:r>
+        <w:t xml:space="preserve">465</w:t>
+        <w:noBreakHyphen/>
+        <w:t xml:space="preserve">6000</w:t>
+      </w:r>
+    </w:p>
+    <w:p>
+      <w:pPr>
+        <w:keepNext/>
+        <w:keepLines/>
+        <w:spacing w:before="0" w:after="0" w:line="276" w:lineRule="exact"/>
+        <w:ind w:left="4680" w:firstLine="0"/>
+        <w:jc w:val="left"/>
       </w:pPr>
       <w:r>
         <w:t xml:space="preserve">phillip@thompsonburton.com</w:t>
@@ -1056,23 +1809,92 @@
     </w:p>
     <w:p>
       <w:pPr>
-        <w:pStyle w:val="Signature"/>
+        <w:spacing w:before="0" w:after="0" w:line="276" w:lineRule="exact"/>
+        <w:ind w:left="4680" w:firstLine="0"/>
+        <w:jc w:val="left"/>
       </w:pPr>
       <w:r>
         <w:rPr>
           <w:i/>
           <w:iCs/>
         </w:rPr>
-        <w:t xml:space="preserve">Counsel to Eva M. Lemeh, Trustee</w:t>
+        <w:t xml:space="preserve">Counsel</w:t>
+      </w:r>
+      <w:r>
+        <w:rPr>
+          <w:i/>
+          <w:iCs/>
+        </w:rPr>
+        <w:t xml:space="preserve"> </w:t>
+      </w:r>
+      <w:r>
+        <w:rPr>
+          <w:i/>
+          <w:iCs/>
+        </w:rPr>
+        <w:t xml:space="preserve">to</w:t>
+      </w:r>
+      <w:r>
+        <w:rPr>
+          <w:i/>
+          <w:iCs/>
+        </w:rPr>
+        <w:t xml:space="preserve"> </w:t>
+      </w:r>
+      <w:r>
+        <w:rPr>
+          <w:i/>
+          <w:iCs/>
+        </w:rPr>
+        <w:t xml:space="preserve">Eva</w:t>
+      </w:r>
+      <w:r>
+        <w:rPr>
+          <w:i/>
+          <w:iCs/>
+        </w:rPr>
+        <w:t xml:space="preserve"> </w:t>
+      </w:r>
+      <w:r>
+        <w:rPr>
+          <w:i/>
+          <w:iCs/>
+        </w:rPr>
+        <w:t xml:space="preserve">M.</w:t>
+      </w:r>
+      <w:r>
+        <w:rPr>
+          <w:i/>
+          <w:iCs/>
+        </w:rPr>
+        <w:t xml:space="preserve"> </w:t>
+      </w:r>
+      <w:r>
+        <w:rPr>
+          <w:i/>
+          <w:iCs/>
+        </w:rPr>
+        <w:t xml:space="preserve">Lemeh,</w:t>
+      </w:r>
+      <w:r>
+        <w:rPr>
+          <w:i/>
+          <w:iCs/>
+        </w:rPr>
+        <w:t xml:space="preserve"> </w:t>
+      </w:r>
+      <w:r>
+        <w:rPr>
+          <w:i/>
+          <w:iCs/>
+        </w:rPr>
+        <w:t xml:space="preserve">Trustee</w:t>
       </w:r>
     </w:p>
     <w:sectPr>
-      <w:footerReference w:type="default" r:id="rId100"/>
-      <w:footnotePr>
-        <w:numRestart w:val="eachSect"/>
-      </w:footnotePr>
+      <w:footerReference w:type="default" r:id="rIdFooter1"/>
       <w:pgSz w:w="12240" w:h="15840"/>
-      <w:pgMar w:top="1440" w:right="1440" w:bottom="1440" w:left="1440" w:header="720" w:footer="364" w:gutter="0"/>
+      <w:pgMar w:top="1440" w:right="1440" w:bottom="1440" w:left="1440" w:header="720" w:footer="300" w:gutter="0"/>
     </w:sectPr>
   </w:body>
 </w:document>
@@ -1086,7 +1908,7 @@
 <w:ftr xmlns:w="http://schemas.openxmlformats.org/wordprocessingml/2006/main" xmlns:r="http://schemas.openxmlformats.org/officeDocument/2006/relationships">
   <w:p>
     <w:pPr>
-      <w:pStyle w:val="Single"/>
+      <w:spacing w:before="0" w:after="0" w:line="276" w:lineRule="exact"/>
       <w:jc w:val="center"/>
     </w:pPr>
     <w:r>
@@ -1216,8 +2038,7 @@
   <w:docDefaults>
     <w:rPrDefault>
       <w:rPr>
-        <w:rFonts w:ascii="EB Garamond" w:hAnsi="EB Garamond" w:eastAsia="EB Garamond" w:cs="EB Garamond"/>
-        <w:kern w:val="2"/>
+        <w:rFonts w:ascii="Times New Roman" w:hAnsi="Times New Roman" w:eastAsia="Times New Roman" w:cs="Times New Roman"/>
         <w:sz w:val="24"/>
         <w:szCs w:val="24"/>
         <w:lang w:val="en-US" w:eastAsia="zh-CN" w:bidi="ar-SA"/>
@@ -1225,11 +2046,40 @@
     </w:rPrDefault>
     <w:pPrDefault>
       <w:pPr>
-        <w:spacing w:before="0" w:after="0" w:line="276" w:lineRule="exact"/>
+        <w:widowControl/>
+        <w:spacing w:after="0"/>
       </w:pPr>
     </w:pPrDefault>
   </w:docDefaults>
   <w:latentStyles w:defLockedState="0" w:defUIPriority="0" w:defSemiHidden="0" w:defUnhideWhenUsed="0" w:defQFormat="0" w:count="276"/>
+  <w:style w:type="paragraph" w:default="1" w:styleId="Normal">
+    <w:name w:val="Normal"/>
+    <w:qFormat/>
+  </w:style>
+  <w:style w:type="paragraph" w:styleId="BodyText">
+    <w:name w:val="Body Text"/>
+    <w:basedOn w:val="Normal"/>
+    <w:link w:val="BodyTextChar"/>
+    <w:qFormat/>
+    <w:pPr>
+      <w:spacing w:before="0" w:after="0" w:line="480" w:lineRule="exact"/>
+      <w:ind w:firstLine="720"/>
+    </w:pPr>
+  </w:style>
+  <w:style w:type="paragraph" w:customStyle="1" w:styleId="FirstParagraph">
+    <w:name w:val="First Paragraph"/>
+    <w:basedOn w:val="BodyText"/>
+    <w:next w:val="BodyText"/>
+    <w:qFormat/>
+  </w:style>
+  <w:style w:type="paragraph" w:customStyle="1" w:styleId="Compact">
+    <w:name w:val="Compact"/>
+    <w:basedOn w:val="BodyText"/>
+    <w:qFormat/>
+    <w:pPr>
+      <w:spacing w:before="36" w:after="36"/>
+    </w:pPr>
+  </w:style>
   <w:style w:type="paragraph" w:styleId="Title">
     <w:name w:val="Title"/>
     <w:basedOn w:val="Normal"/>
@@ -1363,6 +2213,84 @@
     <w:pPr/>
     <w:rPr/>
   </w:style>
+  <w:style w:type="paragraph" w:styleId="Heading1">
+    <w:name w:val="heading 1"/>
+    <w:basedOn w:val="Normal"/>
+    <w:next w:val="BodyText"/>
+    <w:link w:val="Heading1Char"/>
+    <w:uiPriority w:val="9"/>
+    <w:qFormat/>
+    <w:rsid w:val="00A10FD9"/>
+    <w:pPr>
+      <w:keepNext/>
+      <w:keepLines/>
+      <w:spacing w:before="0" w:after="0" w:line="480" w:lineRule="exact"/>
+      <w:ind w:firstLine="0"/>
+      <w:jc w:val="center"/>
+      <w:outlineLvl w:val="0"/>
+    </w:pPr>
+    <w:rPr>
+      <w:rFonts w:ascii="Times New Roman" w:hAnsi="Times New Roman" w:eastAsia="Times New Roman" w:cs="Times New Roman"/>
+      <w:b/>
+      <w:bCs/>
+      <w:caps/>
+      <w:color w:val="000000"/>
+      <w:sz w:val="24"/>
+      <w:szCs w:val="24"/>
+    </w:rPr>
+  </w:style>
+  <w:style w:type="paragraph" w:styleId="Heading2">
+    <w:name w:val="heading 2"/>
+    <w:basedOn w:val="Normal"/>
+    <w:next w:val="BodyText"/>
+    <w:link w:val="Heading2Char"/>
+    <w:uiPriority w:val="9"/>
+    <w:semiHidden/>
+    <w:unhideWhenUsed/>
+    <w:qFormat/>
+    <w:rsid w:val="00A10FD9"/>
+    <w:pPr>
+      <w:keepNext/>
+      <w:keepLines/>
+      <w:spacing w:before="0" w:after="0" w:line="480" w:lineRule="exact"/>
+      <w:ind w:firstLine="0"/>
+      <w:outlineLvl w:val="1"/>
+    </w:pPr>
+    <w:rPr>
+      <w:rFonts w:ascii="Times New Roman" w:hAnsi="Times New Roman" w:eastAsia="Times New Roman" w:cs="Times New Roman"/>
+      <w:b/>
+      <w:bCs/>
+      <w:color w:val="000000"/>
+      <w:sz w:val="24"/>
+      <w:szCs w:val="24"/>
+    </w:rPr>
+  </w:style>
+  <w:style w:type="paragraph" w:styleId="Heading3">
+    <w:name w:val="heading 3"/>
+    <w:basedOn w:val="Normal"/>
+    <w:next w:val="BodyText"/>
+    <w:link w:val="Heading3Char"/>
+    <w:uiPriority w:val="9"/>
+    <w:semiHidden/>
+    <w:unhideWhenUsed/>
+    <w:qFormat/>
+    <w:rsid w:val="00A10FD9"/>
+    <w:pPr>
+      <w:keepNext/>
+      <w:keepLines/>
+      <w:spacing w:before="0" w:after="0" w:line="480" w:lineRule="exact"/>
+      <w:ind w:firstLine="0"/>
+      <w:outlineLvl w:val="2"/>
+    </w:pPr>
+    <w:rPr>
+      <w:rFonts w:ascii="Times New Roman" w:hAnsi="Times New Roman" w:eastAsia="Times New Roman" w:cs="Times New Roman"/>
+      <w:b/>
+      <w:bCs/>
+      <w:color w:val="000000"/>
+      <w:sz w:val="24"/>
+      <w:szCs w:val="24"/>
+    </w:rPr>
+  </w:style>
   <w:style w:type="paragraph" w:styleId="Heading4">
     <w:name w:val="heading 4"/>
     <w:basedOn w:val="Normal"/>
@@ -1376,14 +2304,18 @@
     <w:pPr>
       <w:keepNext/>
       <w:keepLines/>
-      <w:spacing w:before="80" w:after="40"/>
+      <w:spacing w:before="0" w:after="0" w:line="480" w:lineRule="exact"/>
+      <w:ind w:firstLine="0"/>
       <w:outlineLvl w:val="3"/>
     </w:pPr>
     <w:rPr>
-      <w:rFonts w:eastAsiaTheme="majorEastAsia" w:cstheme="majorBidi"/>
+      <w:rFonts w:ascii="Times New Roman" w:hAnsi="Times New Roman" w:eastAsia="Times New Roman" w:cs="Times New Roman"/>
+      <w:b/>
+      <w:bCs/>
       <w:i/>
-      <w:iCs/>
-      <w:color w:val="0F4761" w:themeColor="accent1" w:themeShade="BF"/>
+      <w:color w:val="000000"/>
+      <w:sz w:val="24"/>
+      <w:szCs w:val="24"/>
     </w:rPr>
   </w:style>
   <w:style w:type="paragraph" w:styleId="Heading5">
@@ -1399,12 +2331,18 @@
     <w:pPr>
       <w:keepNext/>
       <w:keepLines/>
-      <w:spacing w:before="80" w:after="40"/>
+      <w:spacing w:before="0" w:after="0" w:line="480" w:lineRule="exact"/>
+      <w:ind w:firstLine="0"/>
       <w:outlineLvl w:val="4"/>
     </w:pPr>
     <w:rPr>
-      <w:rFonts w:eastAsiaTheme="majorEastAsia" w:cstheme="majorBidi"/>
-      <w:color w:val="0F4761" w:themeColor="accent1" w:themeShade="BF"/>
+      <w:rFonts w:ascii="Times New Roman" w:hAnsi="Times New Roman" w:eastAsia="Times New Roman" w:cs="Times New Roman"/>
+      <w:b/>
+      <w:bCs/>
+      <w:i/>
+      <w:color w:val="000000"/>
+      <w:sz w:val="24"/>
+      <w:szCs w:val="24"/>
     </w:rPr>
   </w:style>
   <w:style w:type="paragraph" w:styleId="Heading6">
@@ -1614,6 +2552,40 @@
       <w:color w:val="272727" w:themeColor="text1" w:themeTint="D8"/>
     </w:rPr>
   </w:style>
+  <w:style w:type="paragraph" w:customStyle="1" w:styleId="ListItem">
+    <w:name w:val="List Item"/>
+    <w:basedOn w:val="BodyText"/>
+    <w:qFormat/>
+    <w:pPr>
+      <w:spacing w:before="0" w:after="0" w:line="480" w:lineRule="exact"/>
+      <w:ind w:left="720" w:hanging="720"/>
+    </w:pPr>
+  </w:style>
+  <w:style w:type="paragraph" w:styleId="BlockText">
+    <w:name w:val="Block Text"/>
+    <w:basedOn w:val="BodyText"/>
+    <w:next w:val="BodyText"/>
+    <w:uiPriority w:val="9"/>
+    <w:unhideWhenUsed/>
+    <w:qFormat/>
+    <w:pPr>
+      <w:spacing w:before="240" w:after="240" w:line="276" w:lineRule="exact"/>
+      <w:ind w:firstLine="0" w:left="720" w:right="720"/>
+    </w:pPr>
+  </w:style>
+  <w:style w:type="paragraph" w:styleId="FootnoteText">
+    <w:name w:val="footnote text"/>
+    <w:basedOn w:val="Normal"/>
+    <w:qFormat/>
+    <w:pPr>
+      <w:widowControl/>
+      <w:spacing w:before="0" w:after="140" w:line="276" w:lineRule="exact"/>
+    </w:pPr>
+    <w:rPr>
+      <w:sz w:val="24"/>
+      <w:szCs w:val="24"/>
+    </w:rPr>
+  </w:style>
   <w:style w:type="paragraph" w:styleId="FootnoteBlockText">
     <w:name w:val="Footnote Block Text"/>
     <w:basedOn w:val="FootnoteText"/>
@@ -1622,14 +2594,36 @@
     <w:unhideWhenUsed/>
     <w:qFormat/>
     <w:pPr>
-      <w:spacing w:before="100" w:after="100"/>
-      <w:ind w:firstLine="0" w:left="480" w:right="480"/>
+      <w:spacing w:before="240" w:after="240"/>
+      <w:ind w:firstLine="0" w:left="720" w:right="720"/>
     </w:pPr>
   </w:style>
   <w:style w:type="character" w:default="1" w:styleId="DefaultParagraphFont">
     <w:name w:val="Default Paragraph Font"/>
     <w:semiHidden/>
     <w:unhideWhenUsed/>
+  </w:style>
+  <w:style w:type="table" w:default="1" w:styleId="Table">
+    <w:name w:val="Table"/>
+    <w:basedOn w:val="TableNormal"/>
+    <w:qFormat/>
+    <w:tblPr>
+      <w:tblInd w:w="0" w:type="dxa"/>
+      <w:tblCellMar>
+        <w:top w:w="0" w:type="dxa"/>
+        <w:left w:w="108" w:type="dxa"/>
+        <w:bottom w:w="0" w:type="dxa"/>
+        <w:right w:w="108" w:type="dxa"/>
+      </w:tblCellMar>
+    </w:tblPr>
+    <w:tblStylePr w:type="firstRow">
+      <w:tcPr>
+        <w:tcBorders>
+          <w:bottom w:val="single"/>
+        </w:tcBorders>
+        <w:vAlign w:val="bottom"/>
+      </w:tcPr>
+    </w:tblStylePr>
   </w:style>
   <w:style w:type="paragraph" w:customStyle="1" w:styleId="DefinitionTerm">
     <w:name w:val="Definition Term"/>
@@ -1709,7 +2703,7 @@
     <w:name w:val="Hyperlink"/>
     <w:basedOn w:val="BodyTextChar"/>
     <w:rPr>
-      <w:color w:val="4F81BD" w:themeColor="accent1"/>
+      <w:color w:val="000000"/>
     </w:rPr>
   </w:style>
   <w:style w:type="paragraph" w:styleId="TOCHeading">
@@ -1730,261 +2724,49 @@
       <w:color w:val="365F91" w:themeColor="accent1" w:themeShade="BF"/>
     </w:rPr>
   </w:style>
-  <w:style w:type="paragraph" w:default="1" w:styleId="Normal">
-    <w:name w:val="Normal"/>
+  <w:style w:type="paragraph" w:customStyle="1" w:styleId="NumberedParagraph">
+    <w:name w:val="Numbered Paragraph"/>
+    <w:basedOn w:val="BodyText"/>
     <w:qFormat/>
     <w:pPr>
-      <w:spacing w:before="0" w:after="0" w:line="276" w:lineRule="exact"/>
-      <w:ind w:firstLine="0"/>
-      <w:jc w:val="left"/>
-    </w:pPr>
-    <w:rPr>
-      <w:rFonts w:ascii="EB Garamond" w:hAnsi="EB Garamond" w:eastAsia="EB Garamond" w:cs="EB Garamond"/>
-      <w:sz w:val="24"/>
-      <w:szCs w:val="24"/>
-    </w:rPr>
-  </w:style>
-  <w:style w:type="paragraph" w:styleId="BodyText">
-    <w:name w:val="Body Text"/>
-    <w:basedOn w:val="Normal"/>
-    <w:link w:val="BodyTextChar"/>
-    <w:qFormat/>
-    <w:pPr>
+      <w:tabs>
+        <w:tab w:val="left" w:pos="1440"/>
+      </w:tabs>
       <w:spacing w:before="0" w:after="0" w:line="480" w:lineRule="exact"/>
       <w:ind w:firstLine="720"/>
     </w:pPr>
   </w:style>
-  <w:style w:type="paragraph" w:customStyle="1" w:styleId="FirstParagraph">
-    <w:name w:val="First Paragraph"/>
+  <w:style w:type="paragraph" w:customStyle="1" w:styleId="PrayerItem">
+    <w:name w:val="Prayer Item"/>
     <w:basedOn w:val="BodyText"/>
-    <w:next w:val="BodyText"/>
     <w:qFormat/>
     <w:pPr>
+      <w:tabs>
+        <w:tab w:val="left" w:pos="1440"/>
+      </w:tabs>
       <w:spacing w:before="0" w:after="0" w:line="480" w:lineRule="exact"/>
-      <w:ind w:firstLine="720"/>
+      <w:ind w:left="1440" w:hanging="720"/>
     </w:pPr>
   </w:style>
-  <w:style w:type="paragraph" w:customStyle="1" w:styleId="Compact">
-    <w:name w:val="Compact"/>
-    <w:basedOn w:val="Normal"/>
-    <w:qFormat/>
-    <w:pPr>
-      <w:spacing w:before="0" w:after="0" w:line="276" w:lineRule="exact"/>
-      <w:ind w:firstLine="0"/>
-    </w:pPr>
-  </w:style>
-  <w:style w:type="paragraph" w:styleId="Heading1">
-    <w:name w:val="heading 1"/>
-    <w:basedOn w:val="Normal"/>
-    <w:next w:val="BodyText"/>
-    <w:uiPriority w:val="9"/>
-    <w:qFormat/>
-    <w:pPr>
-      <w:keepNext/>
-      <w:keepLines/>
-      <w:spacing w:before="196" w:after="126" w:line="480" w:lineRule="exact"/>
-      <w:ind w:firstLine="0"/>
-      <w:jc w:val="center"/>
-      <w:outlineLvl w:val="0"/>
-    </w:pPr>
-    <w:rPr>
-      <w:b/>
-      <w:bCs/>
-      <w:caps/>
-      <w:sz w:val="34"/>
-      <w:szCs w:val="34"/>
-    </w:rPr>
-  </w:style>
-  <w:style w:type="paragraph" w:styleId="Heading2">
-    <w:name w:val="heading 2"/>
-    <w:basedOn w:val="Normal"/>
-    <w:next w:val="BodyText"/>
-    <w:uiPriority w:val="9"/>
-    <w:unhideWhenUsed/>
+  <w:style w:type="paragraph" w:customStyle="1" w:styleId="BodyKeep">
+    <w:name w:val="Body Keep"/>
+    <w:basedOn w:val="BodyText"/>
     <w:qFormat/>
     <w:pPr>
       <w:keepNext/>
       <w:keepLines/>
       <w:spacing w:before="0" w:after="0" w:line="480" w:lineRule="exact"/>
-      <w:ind w:firstLine="0"/>
-      <w:jc w:val="center"/>
-      <w:outlineLvl w:val="1"/>
+      <w:ind w:firstLine="720"/>
     </w:pPr>
-    <w:rPr>
-      <w:b/>
-      <w:bCs/>
-      <w:sz w:val="29"/>
-      <w:szCs w:val="29"/>
-    </w:rPr>
-  </w:style>
-  <w:style w:type="paragraph" w:styleId="Heading3">
-    <w:name w:val="heading 3"/>
-    <w:basedOn w:val="Normal"/>
-    <w:next w:val="BodyText"/>
-    <w:uiPriority w:val="9"/>
-    <w:unhideWhenUsed/>
-    <w:qFormat/>
-    <w:pPr>
-      <w:keepNext/>
-      <w:keepLines/>
-      <w:spacing w:before="0" w:after="480" w:line="276" w:lineRule="exact"/>
-      <w:ind w:firstLine="0"/>
-      <w:outlineLvl w:val="2"/>
-    </w:pPr>
-    <w:rPr>
-      <w:b/>
-      <w:bCs/>
-      <w:i/>
-      <w:iCs/>
-      <w:sz w:val="24"/>
-      <w:szCs w:val="24"/>
-    </w:rPr>
-  </w:style>
-  <w:style w:type="paragraph" w:styleId="BlockText">
-    <w:name w:val="Block Text"/>
-    <w:basedOn w:val="Normal"/>
-    <w:next w:val="BodyText"/>
-    <w:uiPriority w:val="9"/>
-    <w:unhideWhenUsed/>
-    <w:qFormat/>
-    <w:pPr>
-      <w:spacing w:before="164" w:after="0" w:line="276" w:lineRule="exact"/>
-      <w:ind w:left="720" w:right="720" w:firstLine="0"/>
-    </w:pPr>
-  </w:style>
-  <w:style w:type="paragraph" w:styleId="FootnoteText">
-    <w:name w:val="Footnote Text"/>
-    <w:basedOn w:val="Normal"/>
-    <w:uiPriority w:val="9"/>
-    <w:unhideWhenUsed/>
-    <w:qFormat/>
-    <w:pPr>
-      <w:spacing w:before="0" w:after="120" w:line="276" w:lineRule="exact"/>
-      <w:ind w:firstLine="0"/>
-    </w:pPr>
-    <w:rPr>
-      <w:sz w:val="24"/>
-      <w:szCs w:val="24"/>
-    </w:rPr>
-  </w:style>
-  <w:style w:type="table" w:default="1" w:styleId="Table">
-    <w:name w:val="Table"/>
-    <w:basedOn w:val="TableNormal"/>
-    <w:qFormat/>
-    <w:tblPr>
-      <w:tblInd w:w="0" w:type="dxa"/>
-      <w:tblBorders>
-        <w:top w:val="nil"/>
-        <w:left w:val="nil"/>
-        <w:bottom w:val="nil"/>
-        <w:right w:val="nil"/>
-        <w:insideH w:val="nil"/>
-        <w:insideV w:val="nil"/>
-      </w:tblBorders>
-      <w:tblCellMar>
-        <w:top w:w="0" w:type="dxa"/>
-        <w:left w:w="0" w:type="dxa"/>
-        <w:bottom w:w="0" w:type="dxa"/>
-        <w:right w:w="0" w:type="dxa"/>
-      </w:tblCellMar>
-    </w:tblPr>
-  </w:style>
-  <w:style w:type="paragraph" w:customStyle="1" w:styleId="Centered">
-    <w:name w:val="Centered"/>
-    <w:basedOn w:val="Normal"/>
-    <w:qFormat/>
-    <w:pPr>
-      <w:spacing w:before="0" w:after="0" w:line="276" w:lineRule="exact"/>
-      <w:ind w:firstLine="0"/>
-      <w:jc w:val="center"/>
-    </w:pPr>
-  </w:style>
-  <w:style w:type="paragraph" w:customStyle="1" w:styleId="Single">
-    <w:name w:val="Single"/>
-    <w:basedOn w:val="Normal"/>
-    <w:qFormat/>
-    <w:pPr>
-      <w:spacing w:before="0" w:after="0" w:line="276" w:lineRule="exact"/>
-      <w:ind w:firstLine="0"/>
-    </w:pPr>
-  </w:style>
-  <w:style w:type="paragraph" w:customStyle="1" w:styleId="Gap">
-    <w:name w:val="Gap"/>
-    <w:basedOn w:val="Normal"/>
-    <w:qFormat/>
-    <w:pPr>
-      <w:spacing w:before="0" w:after="0" w:line="204" w:lineRule="exact"/>
-      <w:ind w:firstLine="0"/>
-    </w:pPr>
-  </w:style>
-  <w:style w:type="paragraph" w:customStyle="1" w:styleId="GapTight">
-    <w:name w:val="Gap Tight"/>
-    <w:basedOn w:val="Normal"/>
-    <w:qFormat/>
-    <w:pPr>
-      <w:spacing w:before="0" w:after="0" w:line="40" w:lineRule="exact"/>
-      <w:ind w:firstLine="0"/>
-    </w:pPr>
-  </w:style>
-  <w:style w:type="paragraph" w:customStyle="1" w:styleId="GapSig">
-    <w:name w:val="Gap Signature"/>
-    <w:basedOn w:val="Normal"/>
-    <w:qFormat/>
-    <w:pPr>
-      <w:keepNext/>
-      <w:spacing w:before="0" w:after="0" w:line="260" w:lineRule="exact"/>
-      <w:ind w:firstLine="0"/>
-    </w:pPr>
-  </w:style>
-  <w:style w:type="paragraph" w:customStyle="1" w:styleId="Signature">
-    <w:name w:val="Signature"/>
-    <w:basedOn w:val="Normal"/>
-    <w:qFormat/>
-    <w:pPr>
-      <w:keepNext/>
-      <w:keepLines/>
-      <w:spacing w:before="0" w:after="0" w:line="276" w:lineRule="exact"/>
-      <w:ind w:left="4680" w:firstLine="0"/>
-    </w:pPr>
-  </w:style>
-  <w:style w:type="paragraph" w:customStyle="1" w:styleId="Allegation">
-    <w:name w:val="Allegation"/>
+  </w:style>
+  <w:style w:type="paragraph" w:customStyle="1" w:styleId="BodyFlush">
+    <w:name w:val="Body Flush"/>
     <w:basedOn w:val="BodyText"/>
     <w:qFormat/>
     <w:pPr>
-      <w:tabs>
-        <w:tab w:val="left" w:pos="1332"/>
-      </w:tabs>
       <w:spacing w:before="0" w:after="0" w:line="480" w:lineRule="exact"/>
-      <w:ind w:firstLine="720"/>
+      <w:ind w:firstLine="0"/>
     </w:pPr>
-  </w:style>
-  <w:style w:type="paragraph" w:customStyle="1" w:styleId="ListItem">
-    <w:name w:val="List Item"/>
-    <w:basedOn w:val="Normal"/>
-    <w:qFormat/>
-    <w:pPr>
-      <w:tabs>
-        <w:tab w:val="left" w:pos="1541"/>
-      </w:tabs>
-      <w:spacing w:before="0" w:after="0" w:line="480" w:lineRule="exact"/>
-      <w:ind w:left="1541" w:hanging="821"/>
-    </w:pPr>
-  </w:style>
-  <w:style w:type="paragraph" w:customStyle="1" w:styleId="GapSig">
-    <w:name w:val="GapSig"/>
-    <w:basedOn w:val="BodyText"/>
-    <w:qFormat/>
-  </w:style>
-  <w:style w:type="paragraph" w:customStyle="1" w:styleId="GapTight">
-    <w:name w:val="GapTight"/>
-    <w:basedOn w:val="BodyText"/>
-    <w:qFormat/>
-  </w:style>
-  <w:style w:type="paragraph" w:customStyle="1" w:styleId="ListItem">
-    <w:name w:val="ListItem"/>
-    <w:basedOn w:val="BodyText"/>
-    <w:qFormat/>
   </w:style>
   <w:style w:type="paragraph" w:customStyle="1" w:styleId="SourceCode">
     <w:name w:val="Source Code"/>
